--- a/Lab03-OMN++_IDE/Lab-03.docx
+++ b/Lab03-OMN++_IDE/Lab-03.docx
@@ -162,19 +162,7 @@
           <w:sz w:val="24"/>
           <w:szCs w:val="23"/>
         </w:rPr>
-        <w:t>3: OMNet++ IDE</w:t>
-      </w:r>
-      <w:r>
-        <w:rPr>
-          <w:rFonts w:ascii="Times New Roman" w:eastAsia="Times New Roman" w:hAnsi="Times New Roman"/>
-          <w:b/>
-          <w:bCs/>
-          <w:noProof/>
-          <w:kern w:val="32"/>
-          <w:sz w:val="24"/>
-          <w:szCs w:val="23"/>
-        </w:rPr>
-        <w:t xml:space="preserve"> </w:t>
+        <w:t xml:space="preserve">3: OMNet++ IDE </w:t>
       </w:r>
     </w:p>
     <w:p>
@@ -583,27 +571,7 @@
           <w:sz w:val="28"/>
           <w:szCs w:val="36"/>
         </w:rPr>
-        <w:t xml:space="preserve">In this lab task, we </w:t>
-      </w:r>
-      <w:proofErr w:type="gramStart"/>
-      <w:r>
-        <w:rPr>
-          <w:rFonts w:cstheme="minorHAnsi"/>
-          <w:color w:val="000000" w:themeColor="text1"/>
-          <w:sz w:val="28"/>
-          <w:szCs w:val="36"/>
-        </w:rPr>
-        <w:t>have to</w:t>
-      </w:r>
-      <w:proofErr w:type="gramEnd"/>
-      <w:r>
-        <w:rPr>
-          <w:rFonts w:cstheme="minorHAnsi"/>
-          <w:color w:val="000000" w:themeColor="text1"/>
-          <w:sz w:val="28"/>
-          <w:szCs w:val="36"/>
-        </w:rPr>
-        <w:t xml:space="preserve"> simulate the concept of load balancer which evenly distributes the incoming packets from source (Node A).</w:t>
+        <w:t>In this lab task, we have to simulate the concept of load balancer which evenly distributes the incoming packets from source (Node A).</w:t>
       </w:r>
     </w:p>
     <w:p>
@@ -627,167 +595,7 @@
           <w:sz w:val="28"/>
           <w:szCs w:val="36"/>
         </w:rPr>
-        <w:t xml:space="preserve"> You </w:t>
-      </w:r>
-      <w:proofErr w:type="gramStart"/>
-      <w:r>
-        <w:rPr>
-          <w:rFonts w:cstheme="minorHAnsi"/>
-          <w:color w:val="000000" w:themeColor="text1"/>
-          <w:sz w:val="28"/>
-          <w:szCs w:val="36"/>
-        </w:rPr>
-        <w:t>have to</w:t>
-      </w:r>
-      <w:proofErr w:type="gramEnd"/>
-      <w:r>
-        <w:rPr>
-          <w:rFonts w:cstheme="minorHAnsi"/>
-          <w:color w:val="000000" w:themeColor="text1"/>
-          <w:sz w:val="28"/>
-          <w:szCs w:val="36"/>
-        </w:rPr>
-        <w:t xml:space="preserve"> simulate the topology mentioned in Fig. 1 using </w:t>
-      </w:r>
-      <w:proofErr w:type="spellStart"/>
-      <w:r>
-        <w:rPr>
-          <w:rFonts w:cstheme="minorHAnsi"/>
-          <w:color w:val="000000" w:themeColor="text1"/>
-          <w:sz w:val="28"/>
-          <w:szCs w:val="36"/>
-        </w:rPr>
-        <w:t>OMNeT</w:t>
-      </w:r>
-      <w:proofErr w:type="spellEnd"/>
-      <w:r>
-        <w:rPr>
-          <w:rFonts w:cstheme="minorHAnsi"/>
-          <w:color w:val="000000" w:themeColor="text1"/>
-          <w:sz w:val="28"/>
-          <w:szCs w:val="36"/>
-        </w:rPr>
-        <w:t xml:space="preserve">++. </w:t>
-      </w:r>
-      <w:proofErr w:type="gramStart"/>
-      <w:r>
-        <w:rPr>
-          <w:rFonts w:cstheme="minorHAnsi"/>
-          <w:color w:val="000000" w:themeColor="text1"/>
-          <w:sz w:val="28"/>
-          <w:szCs w:val="36"/>
-        </w:rPr>
-        <w:t>A[</w:t>
-      </w:r>
-      <w:proofErr w:type="gramEnd"/>
-      <w:r>
-        <w:rPr>
-          <w:rFonts w:cstheme="minorHAnsi"/>
-          <w:color w:val="000000" w:themeColor="text1"/>
-          <w:sz w:val="28"/>
-          <w:szCs w:val="36"/>
-        </w:rPr>
-        <w:t xml:space="preserve">5] are the source nodes, B is the load balancer, and S </w:t>
-      </w:r>
-      <w:proofErr w:type="gramStart"/>
-      <w:r>
-        <w:rPr>
-          <w:rFonts w:cstheme="minorHAnsi"/>
-          <w:color w:val="000000" w:themeColor="text1"/>
-          <w:sz w:val="28"/>
-          <w:szCs w:val="36"/>
-        </w:rPr>
-        <w:t>represent</w:t>
-      </w:r>
-      <w:proofErr w:type="gramEnd"/>
-      <w:r>
-        <w:rPr>
-          <w:rFonts w:cstheme="minorHAnsi"/>
-          <w:color w:val="000000" w:themeColor="text1"/>
-          <w:sz w:val="28"/>
-          <w:szCs w:val="36"/>
-        </w:rPr>
-        <w:t xml:space="preserve"> the sink node. Node </w:t>
-      </w:r>
-      <w:proofErr w:type="gramStart"/>
-      <w:r>
-        <w:rPr>
-          <w:rFonts w:cstheme="minorHAnsi"/>
-          <w:color w:val="000000" w:themeColor="text1"/>
-          <w:sz w:val="28"/>
-          <w:szCs w:val="36"/>
-        </w:rPr>
-        <w:t>A[</w:t>
-      </w:r>
-      <w:proofErr w:type="gramEnd"/>
-      <w:r>
-        <w:rPr>
-          <w:rFonts w:cstheme="minorHAnsi"/>
-          <w:color w:val="000000" w:themeColor="text1"/>
-          <w:sz w:val="28"/>
-          <w:szCs w:val="36"/>
-        </w:rPr>
-        <w:t xml:space="preserve">*], B and </w:t>
-      </w:r>
-      <w:proofErr w:type="gramStart"/>
-      <w:r>
-        <w:rPr>
-          <w:rFonts w:cstheme="minorHAnsi"/>
-          <w:color w:val="000000" w:themeColor="text1"/>
-          <w:sz w:val="28"/>
-          <w:szCs w:val="36"/>
-        </w:rPr>
-        <w:t>S[</w:t>
-      </w:r>
-      <w:proofErr w:type="gramEnd"/>
-      <w:r>
-        <w:rPr>
-          <w:rFonts w:cstheme="minorHAnsi"/>
-          <w:color w:val="000000" w:themeColor="text1"/>
-          <w:sz w:val="28"/>
-          <w:szCs w:val="36"/>
-        </w:rPr>
-        <w:t xml:space="preserve">*] </w:t>
-      </w:r>
-      <w:proofErr w:type="gramStart"/>
-      <w:r>
-        <w:rPr>
-          <w:rFonts w:cstheme="minorHAnsi"/>
-          <w:color w:val="000000" w:themeColor="text1"/>
-          <w:sz w:val="28"/>
-          <w:szCs w:val="36"/>
-        </w:rPr>
-        <w:t>having</w:t>
-      </w:r>
-      <w:proofErr w:type="gramEnd"/>
-      <w:r>
-        <w:rPr>
-          <w:rFonts w:cstheme="minorHAnsi"/>
-          <w:color w:val="000000" w:themeColor="text1"/>
-          <w:sz w:val="28"/>
-          <w:szCs w:val="36"/>
-        </w:rPr>
-        <w:t xml:space="preserve"> different input and output gates. Node </w:t>
-      </w:r>
-      <w:proofErr w:type="gramStart"/>
-      <w:r>
-        <w:rPr>
-          <w:rFonts w:cstheme="minorHAnsi"/>
-          <w:color w:val="000000" w:themeColor="text1"/>
-          <w:sz w:val="28"/>
-          <w:szCs w:val="36"/>
-        </w:rPr>
-        <w:t>A[</w:t>
-      </w:r>
-      <w:proofErr w:type="gramEnd"/>
-      <w:r>
-        <w:rPr>
-          <w:rFonts w:cstheme="minorHAnsi"/>
-          <w:color w:val="000000" w:themeColor="text1"/>
-          <w:sz w:val="28"/>
-          <w:szCs w:val="36"/>
-        </w:rPr>
-        <w:t>0…5] will generate the traffic and act as the traffic generator.</w:t>
+        <w:t xml:space="preserve"> You have to simulate the topology mentioned in Fig. 1 using OMNeT++. A[5] are the source nodes, B is the load balancer, and S represent the sink node. Node A[*], B and S[*] having different input and output gates. Node A[0…5] will generate the traffic and act as the traffic generator.</w:t>
       </w:r>
     </w:p>
     <w:p>
@@ -835,107 +643,7 @@
           <w:sz w:val="28"/>
           <w:szCs w:val="36"/>
         </w:rPr>
-        <w:t xml:space="preserve">The other Node S will act as a sink </w:t>
-      </w:r>
-      <w:proofErr w:type="gramStart"/>
-      <w:r>
-        <w:rPr>
-          <w:rFonts w:cstheme="minorHAnsi"/>
-          <w:color w:val="000000" w:themeColor="text1"/>
-          <w:sz w:val="28"/>
-          <w:szCs w:val="36"/>
-        </w:rPr>
-        <w:t>node,</w:t>
-      </w:r>
-      <w:proofErr w:type="gramEnd"/>
-      <w:r>
-        <w:rPr>
-          <w:rFonts w:cstheme="minorHAnsi"/>
-          <w:color w:val="000000" w:themeColor="text1"/>
-          <w:sz w:val="28"/>
-          <w:szCs w:val="36"/>
-        </w:rPr>
-        <w:t xml:space="preserve"> they will not bounce back the traffic received from Node </w:t>
-      </w:r>
-      <w:proofErr w:type="gramStart"/>
-      <w:r>
-        <w:rPr>
-          <w:rFonts w:cstheme="minorHAnsi"/>
-          <w:color w:val="000000" w:themeColor="text1"/>
-          <w:sz w:val="28"/>
-          <w:szCs w:val="36"/>
-        </w:rPr>
-        <w:t>A[</w:t>
-      </w:r>
-      <w:proofErr w:type="gramEnd"/>
-      <w:r>
-        <w:rPr>
-          <w:rFonts w:cstheme="minorHAnsi"/>
-          <w:color w:val="000000" w:themeColor="text1"/>
-          <w:sz w:val="28"/>
-          <w:szCs w:val="36"/>
-        </w:rPr>
-        <w:t xml:space="preserve">*]. Each Node </w:t>
-      </w:r>
-      <w:proofErr w:type="gramStart"/>
-      <w:r>
-        <w:rPr>
-          <w:rFonts w:cstheme="minorHAnsi"/>
-          <w:color w:val="000000" w:themeColor="text1"/>
-          <w:sz w:val="28"/>
-          <w:szCs w:val="36"/>
-        </w:rPr>
-        <w:t>A[*]will</w:t>
-      </w:r>
-      <w:proofErr w:type="gramEnd"/>
-      <w:r>
-        <w:rPr>
-          <w:rFonts w:cstheme="minorHAnsi"/>
-          <w:color w:val="000000" w:themeColor="text1"/>
-          <w:sz w:val="28"/>
-          <w:szCs w:val="36"/>
-        </w:rPr>
-        <w:t xml:space="preserve"> send only packet by using </w:t>
-      </w:r>
-      <w:proofErr w:type="gramStart"/>
-      <w:r>
-        <w:rPr>
-          <w:rFonts w:cstheme="minorHAnsi"/>
-          <w:color w:val="000000" w:themeColor="text1"/>
-          <w:sz w:val="28"/>
-          <w:szCs w:val="36"/>
-        </w:rPr>
-        <w:t>its</w:t>
-      </w:r>
-      <w:proofErr w:type="gramEnd"/>
-      <w:r>
-        <w:rPr>
-          <w:rFonts w:cstheme="minorHAnsi"/>
-          <w:color w:val="000000" w:themeColor="text1"/>
-          <w:sz w:val="28"/>
-          <w:szCs w:val="36"/>
-        </w:rPr>
-        <w:t xml:space="preserve"> </w:t>
-      </w:r>
-      <w:proofErr w:type="gramStart"/>
-      <w:r>
-        <w:rPr>
-          <w:rFonts w:cstheme="minorHAnsi"/>
-          <w:color w:val="000000" w:themeColor="text1"/>
-          <w:sz w:val="28"/>
-          <w:szCs w:val="36"/>
-        </w:rPr>
-        <w:t>initialize</w:t>
-      </w:r>
-      <w:proofErr w:type="gramEnd"/>
-      <w:r>
-        <w:rPr>
-          <w:rFonts w:cstheme="minorHAnsi"/>
-          <w:color w:val="000000" w:themeColor="text1"/>
-          <w:sz w:val="28"/>
-          <w:szCs w:val="36"/>
-        </w:rPr>
-        <w:t xml:space="preserve"> function. </w:t>
+        <w:t xml:space="preserve">The other Node S will act as a sink node, they will not bounce back the traffic received from Node A[*]. Each Node A[*]will send only packet by using its initialize function. </w:t>
       </w:r>
     </w:p>
     <w:p>
@@ -1783,7 +1491,6 @@
                                 <w:pStyle w:val="NormalWeb"/>
                                 <w:spacing w:before="0" w:beforeAutospacing="0" w:after="0" w:afterAutospacing="0"/>
                               </w:pPr>
-                              <w:proofErr w:type="gramStart"/>
                               <w:r>
                                 <w:rPr>
                                   <w:rFonts w:asciiTheme="minorHAnsi" w:hAnsi="Calibri" w:cstheme="minorBidi"/>
@@ -1792,18 +1499,7 @@
                                   <w:sz w:val="36"/>
                                   <w:szCs w:val="36"/>
                                 </w:rPr>
-                                <w:t>A[</w:t>
-                              </w:r>
-                              <w:proofErr w:type="gramEnd"/>
-                              <w:r>
-                                <w:rPr>
-                                  <w:rFonts w:asciiTheme="minorHAnsi" w:hAnsi="Calibri" w:cstheme="minorBidi"/>
-                                  <w:color w:val="000000" w:themeColor="text1"/>
-                                  <w:kern w:val="24"/>
-                                  <w:sz w:val="36"/>
-                                  <w:szCs w:val="36"/>
-                                </w:rPr>
-                                <w:t>0]</w:t>
+                                <w:t>A[0]</w:t>
                               </w:r>
                             </w:p>
                           </w:txbxContent>
@@ -1856,7 +1552,6 @@
                                 <w:pStyle w:val="NormalWeb"/>
                                 <w:spacing w:before="0" w:beforeAutospacing="0" w:after="0" w:afterAutospacing="0"/>
                               </w:pPr>
-                              <w:proofErr w:type="gramStart"/>
                               <w:r>
                                 <w:rPr>
                                   <w:rFonts w:asciiTheme="minorHAnsi" w:hAnsi="Calibri" w:cstheme="minorBidi"/>
@@ -1865,18 +1560,7 @@
                                   <w:sz w:val="36"/>
                                   <w:szCs w:val="36"/>
                                 </w:rPr>
-                                <w:t>A[</w:t>
-                              </w:r>
-                              <w:proofErr w:type="gramEnd"/>
-                              <w:r>
-                                <w:rPr>
-                                  <w:rFonts w:asciiTheme="minorHAnsi" w:hAnsi="Calibri" w:cstheme="minorBidi"/>
-                                  <w:color w:val="000000" w:themeColor="text1"/>
-                                  <w:kern w:val="24"/>
-                                  <w:sz w:val="36"/>
-                                  <w:szCs w:val="36"/>
-                                </w:rPr>
-                                <w:t>1]</w:t>
+                                <w:t>A[1]</w:t>
                               </w:r>
                             </w:p>
                           </w:txbxContent>
@@ -1929,7 +1613,6 @@
                                 <w:pStyle w:val="NormalWeb"/>
                                 <w:spacing w:before="0" w:beforeAutospacing="0" w:after="0" w:afterAutospacing="0"/>
                               </w:pPr>
-                              <w:proofErr w:type="gramStart"/>
                               <w:r>
                                 <w:rPr>
                                   <w:rFonts w:asciiTheme="minorHAnsi" w:hAnsi="Calibri" w:cstheme="minorBidi"/>
@@ -1938,18 +1621,7 @@
                                   <w:sz w:val="36"/>
                                   <w:szCs w:val="36"/>
                                 </w:rPr>
-                                <w:t>A[</w:t>
-                              </w:r>
-                              <w:proofErr w:type="gramEnd"/>
-                              <w:r>
-                                <w:rPr>
-                                  <w:rFonts w:asciiTheme="minorHAnsi" w:hAnsi="Calibri" w:cstheme="minorBidi"/>
-                                  <w:color w:val="000000" w:themeColor="text1"/>
-                                  <w:kern w:val="24"/>
-                                  <w:sz w:val="36"/>
-                                  <w:szCs w:val="36"/>
-                                </w:rPr>
-                                <w:t>2]</w:t>
+                                <w:t>A[2]</w:t>
                               </w:r>
                             </w:p>
                           </w:txbxContent>
@@ -2002,7 +1674,6 @@
                                 <w:pStyle w:val="NormalWeb"/>
                                 <w:spacing w:before="0" w:beforeAutospacing="0" w:after="0" w:afterAutospacing="0"/>
                               </w:pPr>
-                              <w:proofErr w:type="gramStart"/>
                               <w:r>
                                 <w:rPr>
                                   <w:rFonts w:asciiTheme="minorHAnsi" w:hAnsi="Calibri" w:cstheme="minorBidi"/>
@@ -2011,18 +1682,7 @@
                                   <w:sz w:val="36"/>
                                   <w:szCs w:val="36"/>
                                 </w:rPr>
-                                <w:t>A[</w:t>
-                              </w:r>
-                              <w:proofErr w:type="gramEnd"/>
-                              <w:r>
-                                <w:rPr>
-                                  <w:rFonts w:asciiTheme="minorHAnsi" w:hAnsi="Calibri" w:cstheme="minorBidi"/>
-                                  <w:color w:val="000000" w:themeColor="text1"/>
-                                  <w:kern w:val="24"/>
-                                  <w:sz w:val="36"/>
-                                  <w:szCs w:val="36"/>
-                                </w:rPr>
-                                <w:t>3]</w:t>
+                                <w:t>A[3]</w:t>
                               </w:r>
                             </w:p>
                           </w:txbxContent>
@@ -2075,7 +1735,6 @@
                                 <w:pStyle w:val="NormalWeb"/>
                                 <w:spacing w:before="0" w:beforeAutospacing="0" w:after="0" w:afterAutospacing="0"/>
                               </w:pPr>
-                              <w:proofErr w:type="gramStart"/>
                               <w:r>
                                 <w:rPr>
                                   <w:rFonts w:asciiTheme="minorHAnsi" w:hAnsi="Calibri" w:cstheme="minorBidi"/>
@@ -2084,18 +1743,7 @@
                                   <w:sz w:val="36"/>
                                   <w:szCs w:val="36"/>
                                 </w:rPr>
-                                <w:t>A[</w:t>
-                              </w:r>
-                              <w:proofErr w:type="gramEnd"/>
-                              <w:r>
-                                <w:rPr>
-                                  <w:rFonts w:asciiTheme="minorHAnsi" w:hAnsi="Calibri" w:cstheme="minorBidi"/>
-                                  <w:color w:val="000000" w:themeColor="text1"/>
-                                  <w:kern w:val="24"/>
-                                  <w:sz w:val="36"/>
-                                  <w:szCs w:val="36"/>
-                                </w:rPr>
-                                <w:t>4]</w:t>
+                                <w:t>A[4]</w:t>
                               </w:r>
                             </w:p>
                           </w:txbxContent>
@@ -2209,7 +1857,6 @@
                                 <w:pStyle w:val="NormalWeb"/>
                                 <w:spacing w:before="0" w:beforeAutospacing="0" w:after="0" w:afterAutospacing="0"/>
                               </w:pPr>
-                              <w:proofErr w:type="gramStart"/>
                               <w:r>
                                 <w:rPr>
                                   <w:rFonts w:asciiTheme="minorHAnsi" w:hAnsi="Calibri" w:cstheme="minorBidi"/>
@@ -2218,18 +1865,7 @@
                                   <w:sz w:val="36"/>
                                   <w:szCs w:val="36"/>
                                 </w:rPr>
-                                <w:t>S[</w:t>
-                              </w:r>
-                              <w:proofErr w:type="gramEnd"/>
-                              <w:r>
-                                <w:rPr>
-                                  <w:rFonts w:asciiTheme="minorHAnsi" w:hAnsi="Calibri" w:cstheme="minorBidi"/>
-                                  <w:color w:val="000000" w:themeColor="text1"/>
-                                  <w:kern w:val="24"/>
-                                  <w:sz w:val="36"/>
-                                  <w:szCs w:val="36"/>
-                                </w:rPr>
-                                <w:t>0]</w:t>
+                                <w:t>S[0]</w:t>
                               </w:r>
                             </w:p>
                           </w:txbxContent>
@@ -2282,7 +1918,6 @@
                                 <w:pStyle w:val="NormalWeb"/>
                                 <w:spacing w:before="0" w:beforeAutospacing="0" w:after="0" w:afterAutospacing="0"/>
                               </w:pPr>
-                              <w:proofErr w:type="gramStart"/>
                               <w:r>
                                 <w:rPr>
                                   <w:rFonts w:asciiTheme="minorHAnsi" w:hAnsi="Calibri" w:cstheme="minorBidi"/>
@@ -2291,18 +1926,7 @@
                                   <w:sz w:val="36"/>
                                   <w:szCs w:val="36"/>
                                 </w:rPr>
-                                <w:t>S[</w:t>
-                              </w:r>
-                              <w:proofErr w:type="gramEnd"/>
-                              <w:r>
-                                <w:rPr>
-                                  <w:rFonts w:asciiTheme="minorHAnsi" w:hAnsi="Calibri" w:cstheme="minorBidi"/>
-                                  <w:color w:val="000000" w:themeColor="text1"/>
-                                  <w:kern w:val="24"/>
-                                  <w:sz w:val="36"/>
-                                  <w:szCs w:val="36"/>
-                                </w:rPr>
-                                <w:t>1]</w:t>
+                                <w:t>S[1]</w:t>
                               </w:r>
                             </w:p>
                           </w:txbxContent>
@@ -2454,7 +2078,6 @@
                           <w:pStyle w:val="NormalWeb"/>
                           <w:spacing w:before="0" w:beforeAutospacing="0" w:after="0" w:afterAutospacing="0"/>
                         </w:pPr>
-                        <w:proofErr w:type="gramStart"/>
                         <w:r>
                           <w:rPr>
                             <w:rFonts w:asciiTheme="minorHAnsi" w:hAnsi="Calibri" w:cstheme="minorBidi"/>
@@ -2463,18 +2086,7 @@
                             <w:sz w:val="36"/>
                             <w:szCs w:val="36"/>
                           </w:rPr>
-                          <w:t>A[</w:t>
-                        </w:r>
-                        <w:proofErr w:type="gramEnd"/>
-                        <w:r>
-                          <w:rPr>
-                            <w:rFonts w:asciiTheme="minorHAnsi" w:hAnsi="Calibri" w:cstheme="minorBidi"/>
-                            <w:color w:val="000000" w:themeColor="text1"/>
-                            <w:kern w:val="24"/>
-                            <w:sz w:val="36"/>
-                            <w:szCs w:val="36"/>
-                          </w:rPr>
-                          <w:t>0]</w:t>
+                          <w:t>A[0]</w:t>
                         </w:r>
                       </w:p>
                     </w:txbxContent>
@@ -2488,7 +2100,6 @@
                           <w:pStyle w:val="NormalWeb"/>
                           <w:spacing w:before="0" w:beforeAutospacing="0" w:after="0" w:afterAutospacing="0"/>
                         </w:pPr>
-                        <w:proofErr w:type="gramStart"/>
                         <w:r>
                           <w:rPr>
                             <w:rFonts w:asciiTheme="minorHAnsi" w:hAnsi="Calibri" w:cstheme="minorBidi"/>
@@ -2497,18 +2108,7 @@
                             <w:sz w:val="36"/>
                             <w:szCs w:val="36"/>
                           </w:rPr>
-                          <w:t>A[</w:t>
-                        </w:r>
-                        <w:proofErr w:type="gramEnd"/>
-                        <w:r>
-                          <w:rPr>
-                            <w:rFonts w:asciiTheme="minorHAnsi" w:hAnsi="Calibri" w:cstheme="minorBidi"/>
-                            <w:color w:val="000000" w:themeColor="text1"/>
-                            <w:kern w:val="24"/>
-                            <w:sz w:val="36"/>
-                            <w:szCs w:val="36"/>
-                          </w:rPr>
-                          <w:t>1]</w:t>
+                          <w:t>A[1]</w:t>
                         </w:r>
                       </w:p>
                     </w:txbxContent>
@@ -2522,7 +2122,6 @@
                           <w:pStyle w:val="NormalWeb"/>
                           <w:spacing w:before="0" w:beforeAutospacing="0" w:after="0" w:afterAutospacing="0"/>
                         </w:pPr>
-                        <w:proofErr w:type="gramStart"/>
                         <w:r>
                           <w:rPr>
                             <w:rFonts w:asciiTheme="minorHAnsi" w:hAnsi="Calibri" w:cstheme="minorBidi"/>
@@ -2531,18 +2130,7 @@
                             <w:sz w:val="36"/>
                             <w:szCs w:val="36"/>
                           </w:rPr>
-                          <w:t>A[</w:t>
-                        </w:r>
-                        <w:proofErr w:type="gramEnd"/>
-                        <w:r>
-                          <w:rPr>
-                            <w:rFonts w:asciiTheme="minorHAnsi" w:hAnsi="Calibri" w:cstheme="minorBidi"/>
-                            <w:color w:val="000000" w:themeColor="text1"/>
-                            <w:kern w:val="24"/>
-                            <w:sz w:val="36"/>
-                            <w:szCs w:val="36"/>
-                          </w:rPr>
-                          <w:t>2]</w:t>
+                          <w:t>A[2]</w:t>
                         </w:r>
                       </w:p>
                     </w:txbxContent>
@@ -2556,7 +2144,6 @@
                           <w:pStyle w:val="NormalWeb"/>
                           <w:spacing w:before="0" w:beforeAutospacing="0" w:after="0" w:afterAutospacing="0"/>
                         </w:pPr>
-                        <w:proofErr w:type="gramStart"/>
                         <w:r>
                           <w:rPr>
                             <w:rFonts w:asciiTheme="minorHAnsi" w:hAnsi="Calibri" w:cstheme="minorBidi"/>
@@ -2565,18 +2152,7 @@
                             <w:sz w:val="36"/>
                             <w:szCs w:val="36"/>
                           </w:rPr>
-                          <w:t>A[</w:t>
-                        </w:r>
-                        <w:proofErr w:type="gramEnd"/>
-                        <w:r>
-                          <w:rPr>
-                            <w:rFonts w:asciiTheme="minorHAnsi" w:hAnsi="Calibri" w:cstheme="minorBidi"/>
-                            <w:color w:val="000000" w:themeColor="text1"/>
-                            <w:kern w:val="24"/>
-                            <w:sz w:val="36"/>
-                            <w:szCs w:val="36"/>
-                          </w:rPr>
-                          <w:t>3]</w:t>
+                          <w:t>A[3]</w:t>
                         </w:r>
                       </w:p>
                     </w:txbxContent>
@@ -2590,7 +2166,6 @@
                           <w:pStyle w:val="NormalWeb"/>
                           <w:spacing w:before="0" w:beforeAutospacing="0" w:after="0" w:afterAutospacing="0"/>
                         </w:pPr>
-                        <w:proofErr w:type="gramStart"/>
                         <w:r>
                           <w:rPr>
                             <w:rFonts w:asciiTheme="minorHAnsi" w:hAnsi="Calibri" w:cstheme="minorBidi"/>
@@ -2599,18 +2174,7 @@
                             <w:sz w:val="36"/>
                             <w:szCs w:val="36"/>
                           </w:rPr>
-                          <w:t>A[</w:t>
-                        </w:r>
-                        <w:proofErr w:type="gramEnd"/>
-                        <w:r>
-                          <w:rPr>
-                            <w:rFonts w:asciiTheme="minorHAnsi" w:hAnsi="Calibri" w:cstheme="minorBidi"/>
-                            <w:color w:val="000000" w:themeColor="text1"/>
-                            <w:kern w:val="24"/>
-                            <w:sz w:val="36"/>
-                            <w:szCs w:val="36"/>
-                          </w:rPr>
-                          <w:t>4]</w:t>
+                          <w:t>A[4]</w:t>
                         </w:r>
                       </w:p>
                     </w:txbxContent>
@@ -2646,7 +2210,6 @@
                           <w:pStyle w:val="NormalWeb"/>
                           <w:spacing w:before="0" w:beforeAutospacing="0" w:after="0" w:afterAutospacing="0"/>
                         </w:pPr>
-                        <w:proofErr w:type="gramStart"/>
                         <w:r>
                           <w:rPr>
                             <w:rFonts w:asciiTheme="minorHAnsi" w:hAnsi="Calibri" w:cstheme="minorBidi"/>
@@ -2655,18 +2218,7 @@
                             <w:sz w:val="36"/>
                             <w:szCs w:val="36"/>
                           </w:rPr>
-                          <w:t>S[</w:t>
-                        </w:r>
-                        <w:proofErr w:type="gramEnd"/>
-                        <w:r>
-                          <w:rPr>
-                            <w:rFonts w:asciiTheme="minorHAnsi" w:hAnsi="Calibri" w:cstheme="minorBidi"/>
-                            <w:color w:val="000000" w:themeColor="text1"/>
-                            <w:kern w:val="24"/>
-                            <w:sz w:val="36"/>
-                            <w:szCs w:val="36"/>
-                          </w:rPr>
-                          <w:t>0]</w:t>
+                          <w:t>S[0]</w:t>
                         </w:r>
                       </w:p>
                     </w:txbxContent>
@@ -2680,7 +2232,6 @@
                           <w:pStyle w:val="NormalWeb"/>
                           <w:spacing w:before="0" w:beforeAutospacing="0" w:after="0" w:afterAutospacing="0"/>
                         </w:pPr>
-                        <w:proofErr w:type="gramStart"/>
                         <w:r>
                           <w:rPr>
                             <w:rFonts w:asciiTheme="minorHAnsi" w:hAnsi="Calibri" w:cstheme="minorBidi"/>
@@ -2689,18 +2240,7 @@
                             <w:sz w:val="36"/>
                             <w:szCs w:val="36"/>
                           </w:rPr>
-                          <w:t>S[</w:t>
-                        </w:r>
-                        <w:proofErr w:type="gramEnd"/>
-                        <w:r>
-                          <w:rPr>
-                            <w:rFonts w:asciiTheme="minorHAnsi" w:hAnsi="Calibri" w:cstheme="minorBidi"/>
-                            <w:color w:val="000000" w:themeColor="text1"/>
-                            <w:kern w:val="24"/>
-                            <w:sz w:val="36"/>
-                            <w:szCs w:val="36"/>
-                          </w:rPr>
-                          <w:t>1]</w:t>
+                          <w:t>S[1]</w:t>
                         </w:r>
                       </w:p>
                     </w:txbxContent>
@@ -2818,6 +2358,7 @@
           <w:rFonts w:cstheme="minorHAnsi"/>
           <w:b/>
           <w:bCs/>
+          <w:noProof/>
           <w:color w:val="EE0000"/>
           <w:sz w:val="32"/>
           <w:szCs w:val="40"/>
@@ -2899,6 +2440,7 @@
           <w:rFonts w:cstheme="minorHAnsi"/>
           <w:b/>
           <w:bCs/>
+          <w:noProof/>
           <w:color w:val="EE0000"/>
           <w:sz w:val="32"/>
           <w:szCs w:val="40"/>
@@ -2981,6 +2523,7 @@
           <w:rFonts w:cstheme="minorHAnsi"/>
           <w:b/>
           <w:bCs/>
+          <w:noProof/>
           <w:color w:val="EE0000"/>
           <w:sz w:val="32"/>
           <w:szCs w:val="40"/>
@@ -3076,6 +2619,7 @@
           <w:rFonts w:cstheme="minorHAnsi"/>
           <w:b/>
           <w:bCs/>
+          <w:noProof/>
           <w:color w:val="EE0000"/>
           <w:sz w:val="32"/>
           <w:szCs w:val="40"/>
@@ -3159,6 +2703,7 @@
           <w:rFonts w:cstheme="minorHAnsi"/>
           <w:b/>
           <w:bCs/>
+          <w:noProof/>
           <w:color w:val="EE0000"/>
           <w:sz w:val="32"/>
           <w:szCs w:val="40"/>
@@ -3269,10 +2814,12 @@
           <w:szCs w:val="24"/>
           <w:lang w:val="en-GB" w:eastAsia="en-GB"/>
         </w:rPr>
-        <w:t xml:space="preserve">In this lab, I designed and implemented a simulation of a load balancer inside a data </w:t>
-      </w:r>
-      <w:proofErr w:type="spellStart"/>
-      <w:r>
+        <w:t>In this lab, I designed and implemented a simulation of a load balancer inside a data center using OMNeT++.</w:t>
+      </w:r>
+    </w:p>
+    <w:p>
+      <w:pPr>
+        <w:spacing w:before="100" w:beforeAutospacing="1" w:after="100" w:afterAutospacing="1" w:line="240" w:lineRule="auto"/>
         <w:rPr>
           <w:rFonts w:ascii="Georgia" w:eastAsia="Times New Roman" w:hAnsi="Georgia" w:cs="Times New Roman"/>
           <w:color w:val="2F5496" w:themeColor="accent5" w:themeShade="BF"/>
@@ -3280,9 +2827,7 @@
           <w:szCs w:val="24"/>
           <w:lang w:val="en-GB" w:eastAsia="en-GB"/>
         </w:rPr>
-        <w:t>center</w:t>
-      </w:r>
-      <w:proofErr w:type="spellEnd"/>
+      </w:pPr>
       <w:r>
         <w:rPr>
           <w:rFonts w:ascii="Georgia" w:eastAsia="Times New Roman" w:hAnsi="Georgia" w:cs="Times New Roman"/>
@@ -3291,10 +2836,12 @@
           <w:szCs w:val="24"/>
           <w:lang w:val="en-GB" w:eastAsia="en-GB"/>
         </w:rPr>
-        <w:t xml:space="preserve"> using </w:t>
-      </w:r>
-      <w:proofErr w:type="spellStart"/>
-      <w:r>
+        <w:t>First, I created a new OMNeT++ project and defined the network topology using a NED file. The topology consisted of five source nodes (A[0–4]), one load balancer node (B), and two sink nodes (S[0] and S[1]). I connected all source nodes to the load balancer and connected the load balancer to the two sink nodes.</w:t>
+      </w:r>
+    </w:p>
+    <w:p>
+      <w:pPr>
+        <w:spacing w:before="100" w:beforeAutospacing="1" w:after="100" w:afterAutospacing="1" w:line="240" w:lineRule="auto"/>
         <w:rPr>
           <w:rFonts w:ascii="Georgia" w:eastAsia="Times New Roman" w:hAnsi="Georgia" w:cs="Times New Roman"/>
           <w:color w:val="2F5496" w:themeColor="accent5" w:themeShade="BF"/>
@@ -3302,9 +2849,7 @@
           <w:szCs w:val="24"/>
           <w:lang w:val="en-GB" w:eastAsia="en-GB"/>
         </w:rPr>
-        <w:t>OMNeT</w:t>
-      </w:r>
-      <w:proofErr w:type="spellEnd"/>
+      </w:pPr>
       <w:r>
         <w:rPr>
           <w:rFonts w:ascii="Georgia" w:eastAsia="Times New Roman" w:hAnsi="Georgia" w:cs="Times New Roman"/>
@@ -3313,161 +2858,7 @@
           <w:szCs w:val="24"/>
           <w:lang w:val="en-GB" w:eastAsia="en-GB"/>
         </w:rPr>
-        <w:t>++.</w:t>
-      </w:r>
-    </w:p>
-    <w:p>
-      <w:pPr>
-        <w:spacing w:before="100" w:beforeAutospacing="1" w:after="100" w:afterAutospacing="1" w:line="240" w:lineRule="auto"/>
-        <w:rPr>
-          <w:rFonts w:ascii="Georgia" w:eastAsia="Times New Roman" w:hAnsi="Georgia" w:cs="Times New Roman"/>
-          <w:color w:val="2F5496" w:themeColor="accent5" w:themeShade="BF"/>
-          <w:sz w:val="24"/>
-          <w:szCs w:val="24"/>
-          <w:lang w:val="en-GB" w:eastAsia="en-GB"/>
-        </w:rPr>
-      </w:pPr>
-      <w:r>
-        <w:rPr>
-          <w:rFonts w:ascii="Georgia" w:eastAsia="Times New Roman" w:hAnsi="Georgia" w:cs="Times New Roman"/>
-          <w:color w:val="2F5496" w:themeColor="accent5" w:themeShade="BF"/>
-          <w:sz w:val="24"/>
-          <w:szCs w:val="24"/>
-          <w:lang w:val="en-GB" w:eastAsia="en-GB"/>
-        </w:rPr>
-        <w:t xml:space="preserve">First, I created a new </w:t>
-      </w:r>
-      <w:proofErr w:type="spellStart"/>
-      <w:r>
-        <w:rPr>
-          <w:rFonts w:ascii="Georgia" w:eastAsia="Times New Roman" w:hAnsi="Georgia" w:cs="Times New Roman"/>
-          <w:color w:val="2F5496" w:themeColor="accent5" w:themeShade="BF"/>
-          <w:sz w:val="24"/>
-          <w:szCs w:val="24"/>
-          <w:lang w:val="en-GB" w:eastAsia="en-GB"/>
-        </w:rPr>
-        <w:t>OMNeT</w:t>
-      </w:r>
-      <w:proofErr w:type="spellEnd"/>
-      <w:r>
-        <w:rPr>
-          <w:rFonts w:ascii="Georgia" w:eastAsia="Times New Roman" w:hAnsi="Georgia" w:cs="Times New Roman"/>
-          <w:color w:val="2F5496" w:themeColor="accent5" w:themeShade="BF"/>
-          <w:sz w:val="24"/>
-          <w:szCs w:val="24"/>
-          <w:lang w:val="en-GB" w:eastAsia="en-GB"/>
-        </w:rPr>
-        <w:t>++ project and defined the network topology using a NED file. The topology consisted of five source nodes (</w:t>
-      </w:r>
-      <w:proofErr w:type="gramStart"/>
-      <w:r>
-        <w:rPr>
-          <w:rFonts w:ascii="Georgia" w:eastAsia="Times New Roman" w:hAnsi="Georgia" w:cs="Times New Roman"/>
-          <w:color w:val="2F5496" w:themeColor="accent5" w:themeShade="BF"/>
-          <w:sz w:val="24"/>
-          <w:szCs w:val="24"/>
-          <w:lang w:val="en-GB" w:eastAsia="en-GB"/>
-        </w:rPr>
-        <w:t>A[</w:t>
-      </w:r>
-      <w:proofErr w:type="gramEnd"/>
-      <w:r>
-        <w:rPr>
-          <w:rFonts w:ascii="Georgia" w:eastAsia="Times New Roman" w:hAnsi="Georgia" w:cs="Times New Roman"/>
-          <w:color w:val="2F5496" w:themeColor="accent5" w:themeShade="BF"/>
-          <w:sz w:val="24"/>
-          <w:szCs w:val="24"/>
-          <w:lang w:val="en-GB" w:eastAsia="en-GB"/>
-        </w:rPr>
-        <w:t>0–4]), one load balancer node (B), and two sink nodes (</w:t>
-      </w:r>
-      <w:proofErr w:type="gramStart"/>
-      <w:r>
-        <w:rPr>
-          <w:rFonts w:ascii="Georgia" w:eastAsia="Times New Roman" w:hAnsi="Georgia" w:cs="Times New Roman"/>
-          <w:color w:val="2F5496" w:themeColor="accent5" w:themeShade="BF"/>
-          <w:sz w:val="24"/>
-          <w:szCs w:val="24"/>
-          <w:lang w:val="en-GB" w:eastAsia="en-GB"/>
-        </w:rPr>
-        <w:t>S[</w:t>
-      </w:r>
-      <w:proofErr w:type="gramEnd"/>
-      <w:r>
-        <w:rPr>
-          <w:rFonts w:ascii="Georgia" w:eastAsia="Times New Roman" w:hAnsi="Georgia" w:cs="Times New Roman"/>
-          <w:color w:val="2F5496" w:themeColor="accent5" w:themeShade="BF"/>
-          <w:sz w:val="24"/>
-          <w:szCs w:val="24"/>
-          <w:lang w:val="en-GB" w:eastAsia="en-GB"/>
-        </w:rPr>
-        <w:t xml:space="preserve">0] and </w:t>
-      </w:r>
-      <w:proofErr w:type="gramStart"/>
-      <w:r>
-        <w:rPr>
-          <w:rFonts w:ascii="Georgia" w:eastAsia="Times New Roman" w:hAnsi="Georgia" w:cs="Times New Roman"/>
-          <w:color w:val="2F5496" w:themeColor="accent5" w:themeShade="BF"/>
-          <w:sz w:val="24"/>
-          <w:szCs w:val="24"/>
-          <w:lang w:val="en-GB" w:eastAsia="en-GB"/>
-        </w:rPr>
-        <w:t>S[</w:t>
-      </w:r>
-      <w:proofErr w:type="gramEnd"/>
-      <w:r>
-        <w:rPr>
-          <w:rFonts w:ascii="Georgia" w:eastAsia="Times New Roman" w:hAnsi="Georgia" w:cs="Times New Roman"/>
-          <w:color w:val="2F5496" w:themeColor="accent5" w:themeShade="BF"/>
-          <w:sz w:val="24"/>
-          <w:szCs w:val="24"/>
-          <w:lang w:val="en-GB" w:eastAsia="en-GB"/>
-        </w:rPr>
-        <w:t>1]). I connected all source nodes to the load balancer and connected the load balancer to the two sink nodes.</w:t>
-      </w:r>
-    </w:p>
-    <w:p>
-      <w:pPr>
-        <w:spacing w:before="100" w:beforeAutospacing="1" w:after="100" w:afterAutospacing="1" w:line="240" w:lineRule="auto"/>
-        <w:rPr>
-          <w:rFonts w:ascii="Georgia" w:eastAsia="Times New Roman" w:hAnsi="Georgia" w:cs="Times New Roman"/>
-          <w:color w:val="2F5496" w:themeColor="accent5" w:themeShade="BF"/>
-          <w:sz w:val="24"/>
-          <w:szCs w:val="24"/>
-          <w:lang w:val="en-GB" w:eastAsia="en-GB"/>
-        </w:rPr>
-      </w:pPr>
-      <w:r>
-        <w:rPr>
-          <w:rFonts w:ascii="Georgia" w:eastAsia="Times New Roman" w:hAnsi="Georgia" w:cs="Times New Roman"/>
-          <w:color w:val="2F5496" w:themeColor="accent5" w:themeShade="BF"/>
-          <w:sz w:val="24"/>
-          <w:szCs w:val="24"/>
-          <w:lang w:val="en-GB" w:eastAsia="en-GB"/>
-        </w:rPr>
-        <w:t xml:space="preserve">Next, I implemented the </w:t>
-      </w:r>
-      <w:proofErr w:type="spellStart"/>
-      <w:r>
-        <w:rPr>
-          <w:rFonts w:ascii="Georgia" w:eastAsia="Times New Roman" w:hAnsi="Georgia" w:cs="Times New Roman"/>
-          <w:color w:val="2F5496" w:themeColor="accent5" w:themeShade="BF"/>
-          <w:sz w:val="24"/>
-          <w:szCs w:val="24"/>
-          <w:lang w:val="en-GB" w:eastAsia="en-GB"/>
-        </w:rPr>
-        <w:t>behavior</w:t>
-      </w:r>
-      <w:proofErr w:type="spellEnd"/>
-      <w:r>
-        <w:rPr>
-          <w:rFonts w:ascii="Georgia" w:eastAsia="Times New Roman" w:hAnsi="Georgia" w:cs="Times New Roman"/>
-          <w:color w:val="2F5496" w:themeColor="accent5" w:themeShade="BF"/>
-          <w:sz w:val="24"/>
-          <w:szCs w:val="24"/>
-          <w:lang w:val="en-GB" w:eastAsia="en-GB"/>
-        </w:rPr>
-        <w:t xml:space="preserve"> of each module using C++:</w:t>
+        <w:t>Next, I implemented the behavior of each module using C++:</w:t>
       </w:r>
     </w:p>
     <w:p>
@@ -3565,8 +2956,6 @@
         </w:rPr>
         <w:t>, I implemented the decision-making logic using a random selection algorithm (</w:t>
       </w:r>
-      <w:proofErr w:type="spellStart"/>
-      <w:proofErr w:type="gramStart"/>
       <w:r>
         <w:rPr>
           <w:rFonts w:ascii="Georgia" w:eastAsia="Times New Roman" w:hAnsi="Georgia" w:cs="Courier New"/>
@@ -3575,29 +2964,7 @@
           <w:szCs w:val="20"/>
           <w:lang w:val="en-GB" w:eastAsia="en-GB"/>
         </w:rPr>
-        <w:t>intuniform</w:t>
-      </w:r>
-      <w:proofErr w:type="spellEnd"/>
-      <w:r>
-        <w:rPr>
-          <w:rFonts w:ascii="Georgia" w:eastAsia="Times New Roman" w:hAnsi="Georgia" w:cs="Courier New"/>
-          <w:color w:val="2F5496" w:themeColor="accent5" w:themeShade="BF"/>
-          <w:sz w:val="20"/>
-          <w:szCs w:val="20"/>
-          <w:lang w:val="en-GB" w:eastAsia="en-GB"/>
-        </w:rPr>
-        <w:t>(</w:t>
-      </w:r>
-      <w:proofErr w:type="gramEnd"/>
-      <w:r>
-        <w:rPr>
-          <w:rFonts w:ascii="Georgia" w:eastAsia="Times New Roman" w:hAnsi="Georgia" w:cs="Courier New"/>
-          <w:color w:val="2F5496" w:themeColor="accent5" w:themeShade="BF"/>
-          <w:sz w:val="20"/>
-          <w:szCs w:val="20"/>
-          <w:lang w:val="en-GB" w:eastAsia="en-GB"/>
-        </w:rPr>
-        <w:t>0,1)</w:t>
+        <w:t>intuniform(0,1)</w:t>
       </w:r>
       <w:r>
         <w:rPr>
@@ -3720,6 +3087,119 @@
           <w:lang w:val="en-GB" w:eastAsia="en-GB"/>
         </w:rPr>
         <w:t>Finally, I tested and debugged the simulation to ensure correct network configuration, proper packet forwarding, and successful execution without runtime errors.</w:t>
+      </w:r>
+    </w:p>
+    <w:p>
+      <w:pPr>
+        <w:spacing w:before="100" w:beforeAutospacing="1" w:after="100" w:afterAutospacing="1" w:line="240" w:lineRule="auto"/>
+        <w:rPr>
+          <w:rFonts w:ascii="Georgia" w:eastAsia="Times New Roman" w:hAnsi="Georgia" w:cs="Times New Roman"/>
+          <w:color w:val="2F5496" w:themeColor="accent5" w:themeShade="BF"/>
+          <w:sz w:val="24"/>
+          <w:szCs w:val="24"/>
+          <w:lang w:val="en-GB" w:eastAsia="en-GB"/>
+        </w:rPr>
+      </w:pPr>
+    </w:p>
+    <w:p>
+      <w:pPr>
+        <w:spacing w:before="100" w:beforeAutospacing="1" w:after="100" w:afterAutospacing="1" w:line="240" w:lineRule="auto"/>
+        <w:rPr>
+          <w:rFonts w:ascii="Georgia" w:eastAsia="Times New Roman" w:hAnsi="Georgia" w:cs="Times New Roman"/>
+          <w:color w:val="2F5496" w:themeColor="accent5" w:themeShade="BF"/>
+          <w:sz w:val="24"/>
+          <w:szCs w:val="24"/>
+          <w:lang w:val="en-GB" w:eastAsia="en-GB"/>
+        </w:rPr>
+      </w:pPr>
+    </w:p>
+    <w:p>
+      <w:pPr>
+        <w:spacing w:before="100" w:beforeAutospacing="1" w:after="100" w:afterAutospacing="1" w:line="240" w:lineRule="auto"/>
+        <w:rPr>
+          <w:rFonts w:ascii="Georgia" w:eastAsia="Times New Roman" w:hAnsi="Georgia" w:cs="Times New Roman"/>
+          <w:color w:val="2F5496" w:themeColor="accent5" w:themeShade="BF"/>
+          <w:sz w:val="24"/>
+          <w:szCs w:val="24"/>
+          <w:lang w:val="en-GB" w:eastAsia="en-GB"/>
+        </w:rPr>
+      </w:pPr>
+    </w:p>
+    <w:p>
+      <w:pPr>
+        <w:spacing w:before="100" w:beforeAutospacing="1" w:after="100" w:afterAutospacing="1" w:line="240" w:lineRule="auto"/>
+        <w:rPr>
+          <w:rFonts w:ascii="Georgia" w:eastAsia="Times New Roman" w:hAnsi="Georgia" w:cs="Times New Roman"/>
+          <w:color w:val="2F5496" w:themeColor="accent5" w:themeShade="BF"/>
+          <w:sz w:val="24"/>
+          <w:szCs w:val="24"/>
+          <w:lang w:val="en-GB" w:eastAsia="en-GB"/>
+        </w:rPr>
+      </w:pPr>
+    </w:p>
+    <w:p>
+      <w:pPr>
+        <w:spacing w:before="100" w:beforeAutospacing="1" w:after="100" w:afterAutospacing="1" w:line="240" w:lineRule="auto"/>
+        <w:rPr>
+          <w:rFonts w:ascii="Georgia" w:eastAsia="Times New Roman" w:hAnsi="Georgia" w:cs="Times New Roman"/>
+          <w:color w:val="2F5496" w:themeColor="accent5" w:themeShade="BF"/>
+          <w:sz w:val="24"/>
+          <w:szCs w:val="24"/>
+          <w:lang w:val="en-GB" w:eastAsia="en-GB"/>
+        </w:rPr>
+      </w:pPr>
+    </w:p>
+    <w:p>
+      <w:pPr>
+        <w:spacing w:before="100" w:beforeAutospacing="1" w:after="100" w:afterAutospacing="1" w:line="240" w:lineRule="auto"/>
+        <w:rPr>
+          <w:rFonts w:ascii="Georgia" w:eastAsia="Times New Roman" w:hAnsi="Georgia" w:cs="Times New Roman"/>
+          <w:b/>
+          <w:bCs/>
+          <w:color w:val="EE0000"/>
+          <w:sz w:val="36"/>
+          <w:szCs w:val="36"/>
+          <w:lang w:val="en-GB" w:eastAsia="en-GB"/>
+        </w:rPr>
+      </w:pPr>
+      <w:r>
+        <w:rPr>
+          <w:rFonts w:ascii="Georgia" w:eastAsia="Times New Roman" w:hAnsi="Georgia" w:cs="Times New Roman"/>
+          <w:b/>
+          <w:bCs/>
+          <w:color w:val="1F3864" w:themeColor="accent5" w:themeShade="80"/>
+          <w:sz w:val="36"/>
+          <w:szCs w:val="36"/>
+          <w:lang w:val="en-GB" w:eastAsia="en-GB"/>
+        </w:rPr>
+        <w:t xml:space="preserve">Note: </w:t>
+      </w:r>
+      <w:hyperlink r:id="rId11" w:history="1">
+        <w:r>
+          <w:rPr>
+            <w:rStyle w:val="Hyperlink"/>
+            <w:rFonts w:ascii="Georgia" w:eastAsia="Times New Roman" w:hAnsi="Georgia" w:cs="Times New Roman"/>
+            <w:b/>
+            <w:bCs/>
+            <w:color w:val="EE0000"/>
+            <w:sz w:val="36"/>
+            <w:szCs w:val="36"/>
+            <w:lang w:val="en-GB" w:eastAsia="en-GB"/>
+          </w:rPr>
+          <w:t>GitHub code link for lab</w:t>
+        </w:r>
+      </w:hyperlink>
+      <w:r>
+        <w:rPr>
+          <w:rFonts w:ascii="Georgia" w:eastAsia="Times New Roman" w:hAnsi="Georgia" w:cs="Times New Roman"/>
+          <w:b/>
+          <w:bCs/>
+          <w:color w:val="EE0000"/>
+          <w:sz w:val="36"/>
+          <w:szCs w:val="36"/>
+          <w:lang w:val="en-GB" w:eastAsia="en-GB"/>
+        </w:rPr>
+        <w:t>…</w:t>
       </w:r>
     </w:p>
     <w:p>
